--- a/templates/ДПБ_стационарные_нефть/DPB_template_state_neft.docx
+++ b/templates/ДПБ_стационарные_нефть/DPB_template_state_neft.docx
@@ -8243,12 +8243,21 @@
                 <w:lang w:val="ru-RU" w:eastAsia="ru-RU"/>
               </w:rPr>
             </w:pPr>
+            <w:proofErr w:type="gramStart"/>
             <w:r>
               <w:rPr>
                 <w:szCs w:val="24"/>
                 <w:lang w:val="ru-RU"/>
               </w:rPr>
-              <w:t>{{ SITE_NAME }}</w:t>
+              <w:t>{{ SITE</w:t>
+            </w:r>
+            <w:proofErr w:type="gramEnd"/>
+            <w:r>
+              <w:rPr>
+                <w:szCs w:val="24"/>
+                <w:lang w:val="ru-RU"/>
+              </w:rPr>
+              <w:t>_NAME }}</w:t>
             </w:r>
           </w:p>
         </w:tc>
@@ -13517,7 +13526,19 @@
         <w:rPr>
           <w:lang w:val="ru-RU"/>
         </w:rPr>
-        <w:t xml:space="preserve">}} к действиям по локализации и ликвидации последствий аварий на ОПО, а также с целью конкретизации действий персонала и применения технических средств по локализации аварий на соответствующих стадиях их развития в пределах объекта, цеха, близлежащей территории и по защите людей от возможных поражающих воздействий для всех опасных производственных объектов (ОПО) разрабатываются «Планы мероприятий по локализации и ликвидации последствий аварий на опасных производственных объектах» (далее ПМЛЛПА). </w:t>
+        <w:t xml:space="preserve">}} к действиям по локализации и ликвидации последствий аварий на ОПО, а также с целью конкретизации действий персонала и применения технических средств по локализации аварий на соответствующих стадиях их развития в пределах объекта, цеха, близлежащей территории и по защите людей от возможных поражающих воздействий для всех опасных производственных объектов (ОПО) разрабатываются «Планы мероприятий по локализации и ликвидации последствий аварий на опасных производственных объектах» (далее </w:t>
+      </w:r>
+      <w:r>
+        <w:rPr>
+          <w:lang w:val="ru-RU"/>
+        </w:rPr>
+        <w:t>ПМЛА</w:t>
+      </w:r>
+      <w:r>
+        <w:rPr>
+          <w:lang w:val="ru-RU"/>
+        </w:rPr>
+        <w:t xml:space="preserve">). </w:t>
       </w:r>
     </w:p>
     <w:p>
@@ -13535,7 +13556,19 @@
         <w:rPr>
           <w:lang w:val="ru-RU"/>
         </w:rPr>
-        <w:t>Для декларируемого опасного производственного объекта разработан и согласован в установленном порядке ПМЛЛПА ({{</w:t>
+        <w:t xml:space="preserve">Для декларируемого опасного производственного объекта разработан и согласован в установленном порядке </w:t>
+      </w:r>
+      <w:r>
+        <w:rPr>
+          <w:lang w:val="ru-RU"/>
+        </w:rPr>
+        <w:t>ПМЛА</w:t>
+      </w:r>
+      <w:r>
+        <w:rPr>
+          <w:lang w:val="ru-RU"/>
+        </w:rPr>
+        <w:t xml:space="preserve"> ({{</w:t>
       </w:r>
       <w:r>
         <w:t>SITE</w:t>
@@ -13580,6 +13613,7 @@
         <w:ind w:firstLine="680"/>
         <w:jc w:val="both"/>
         <w:rPr>
+          <w:color w:val="00B050"/>
           <w:sz w:val="24"/>
           <w:szCs w:val="24"/>
           <w:lang w:val="ru-RU" w:eastAsia="ru-RU"/>
@@ -13597,28 +13631,70 @@
           <w:szCs w:val="24"/>
           <w:lang w:val="ru-RU" w:eastAsia="ru-RU"/>
         </w:rPr>
-        <w:t>ПМЛЛПА</w:t>
-      </w:r>
-      <w:r>
-        <w:rPr>
-          <w:szCs w:val="24"/>
-          <w:lang w:val="ru-RU" w:eastAsia="ru-RU"/>
-        </w:rPr>
-        <w:t xml:space="preserve"> производственно-технического персонала оформлено документально в журнале регистрации инструктажей на рабочем месте под роспись. Ознакомление и доведение до сведения персонала производственного объекта содержания </w:t>
-      </w:r>
-      <w:r>
-        <w:rPr>
-          <w:szCs w:val="24"/>
-          <w:lang w:val="ru-RU" w:eastAsia="ru-RU"/>
-        </w:rPr>
-        <w:t>ПМЛЛПА</w:t>
-      </w:r>
-      <w:r>
-        <w:rPr>
-          <w:szCs w:val="24"/>
-          <w:lang w:val="ru-RU" w:eastAsia="ru-RU"/>
-        </w:rPr>
-        <w:t xml:space="preserve"> включено в программы первичных инструктажей на рабочем месте.</w:t>
+        <w:t>ПМЛА</w:t>
+      </w:r>
+      <w:r>
+        <w:rPr>
+          <w:szCs w:val="24"/>
+          <w:lang w:val="ru-RU" w:eastAsia="ru-RU"/>
+        </w:rPr>
+        <w:t xml:space="preserve"> производственно-технического персонала оформлено документально в журнале регистрации инструктажей на рабочем месте под роспись. </w:t>
+      </w:r>
+      <w:r>
+        <w:rPr>
+          <w:color w:val="00B050"/>
+          <w:szCs w:val="24"/>
+          <w:lang w:val="ru-RU" w:eastAsia="ru-RU"/>
+        </w:rPr>
+        <w:t xml:space="preserve">Ознакомление и доведение до сведения персонала производственного объекта содержания ПМЛА включено в программы первичных инструктажей на рабочем месте. </w:t>
+      </w:r>
+      <w:r>
+        <w:rPr>
+          <w:color w:val="00B050"/>
+          <w:szCs w:val="24"/>
+          <w:lang w:val="ru-RU" w:eastAsia="ru-RU"/>
+        </w:rPr>
+        <w:t xml:space="preserve">Так же по этой теме могут проводиться </w:t>
+      </w:r>
+      <w:r>
+        <w:rPr>
+          <w:color w:val="00B050"/>
+          <w:szCs w:val="24"/>
+          <w:lang w:val="ru-RU" w:eastAsia="ru-RU"/>
+        </w:rPr>
+        <w:t>внеплановы</w:t>
+      </w:r>
+      <w:r>
+        <w:rPr>
+          <w:color w:val="00B050"/>
+          <w:szCs w:val="24"/>
+          <w:lang w:val="ru-RU" w:eastAsia="ru-RU"/>
+        </w:rPr>
+        <w:t>е</w:t>
+      </w:r>
+      <w:r>
+        <w:rPr>
+          <w:color w:val="00B050"/>
+          <w:szCs w:val="24"/>
+          <w:lang w:val="ru-RU" w:eastAsia="ru-RU"/>
+        </w:rPr>
+        <w:t xml:space="preserve"> инструктаж</w:t>
+      </w:r>
+      <w:r>
+        <w:rPr>
+          <w:color w:val="00B050"/>
+          <w:szCs w:val="24"/>
+          <w:lang w:val="ru-RU" w:eastAsia="ru-RU"/>
+        </w:rPr>
+        <w:t>и</w:t>
+      </w:r>
+      <w:r>
+        <w:rPr>
+          <w:color w:val="00B050"/>
+          <w:szCs w:val="24"/>
+          <w:lang w:val="ru-RU" w:eastAsia="ru-RU"/>
+        </w:rPr>
+        <w:t xml:space="preserve"> по охране труда на рабочем месте.</w:t>
       </w:r>
     </w:p>
     <w:p>
@@ -13644,7 +13720,7 @@
           <w:szCs w:val="24"/>
           <w:lang w:val="ru-RU" w:eastAsia="ru-RU"/>
         </w:rPr>
-        <w:t>ПМЛЛПА</w:t>
+        <w:t>ПМЛА</w:t>
       </w:r>
       <w:r>
         <w:rPr>
@@ -13674,7 +13750,7 @@
           <w:szCs w:val="24"/>
           <w:lang w:val="ru-RU" w:eastAsia="ru-RU"/>
         </w:rPr>
-        <w:t>ПМЛЛПА</w:t>
+        <w:t>ПМЛА</w:t>
       </w:r>
       <w:r>
         <w:rPr>
@@ -13704,7 +13780,7 @@
           <w:szCs w:val="24"/>
           <w:lang w:val="ru-RU" w:eastAsia="ru-RU"/>
         </w:rPr>
-        <w:t>ПМЛЛПА</w:t>
+        <w:t>ПМЛА</w:t>
       </w:r>
       <w:r>
         <w:rPr>
@@ -13737,7 +13813,7 @@
           <w:szCs w:val="24"/>
           <w:lang w:val="ru-RU" w:eastAsia="ru-RU"/>
         </w:rPr>
-        <w:t>ПМЛЛПА</w:t>
+        <w:t>ПМЛА</w:t>
       </w:r>
       <w:r>
         <w:rPr>
@@ -13809,31 +13885,19 @@
         <w:ind w:firstLine="680"/>
         <w:jc w:val="both"/>
         <w:rPr>
-          <w:sz w:val="24"/>
-          <w:szCs w:val="24"/>
-          <w:lang w:val="ru-RU" w:eastAsia="ru-RU"/>
-        </w:rPr>
-      </w:pPr>
-      <w:r>
-        <w:rPr>
-          <w:szCs w:val="24"/>
-          <w:lang w:val="ru-RU" w:eastAsia="ru-RU"/>
-        </w:rPr>
-        <w:t>Важной частью профессиональной подготовки персонала является инструктаж, прохождение которого фиксируется в журнале регистрации инструктажа. Все поступающие на предприятие работники независимо от их образования, квалификации и стажа работы проходят вводный инструктаж, далее по мере необходимости проводятся</w:t>
-      </w:r>
-      <w:r>
-        <w:rPr>
-          <w:szCs w:val="24"/>
-          <w:lang w:val="ru-RU" w:eastAsia="ru-RU"/>
-        </w:rPr>
-        <w:t xml:space="preserve"> следующие инструктажи: </w:t>
-      </w:r>
-      <w:r>
-        <w:rPr>
-          <w:szCs w:val="24"/>
-          <w:lang w:val="ru-RU" w:eastAsia="ru-RU"/>
-        </w:rPr>
-        <w:t>первичный инструктаж на рабочем месте; повторные инструктажи (один раз в три месяца); целевые инструктажи; внеочередные (внеплановые).</w:t>
+          <w:color w:val="auto"/>
+          <w:sz w:val="24"/>
+          <w:szCs w:val="24"/>
+          <w:lang w:val="ru-RU" w:eastAsia="ru-RU"/>
+        </w:rPr>
+      </w:pPr>
+      <w:r>
+        <w:rPr>
+          <w:color w:val="auto"/>
+          <w:szCs w:val="24"/>
+          <w:lang w:val="ru-RU" w:eastAsia="ru-RU"/>
+        </w:rPr>
+        <w:t>Важной частью профессиональной подготовки персонала является инструктаж по охране труда на рабочем месте, прохождение которого фиксируется в журнале регистрации инструктажа по охране труда на рабочем месте. Все поступающие на предприятие работники независимо от их образования, квалификации и стажа работы проходят вводный инструктаж по охране труда, далее по мере необходимости проводятся следующие инструктажи: первичный инструктаж по охране труда на рабочем месте; повторные инструктажи по охране труда на рабочем месте (один раз в три месяца); целевые инструктажи по охране труда на рабочем месте; внеочередные (внеплановые) инструктажи по охране труда на рабочем месте. Также с работниками проводятся инструктажи по ГО и по пожарной безопасности.</w:t>
       </w:r>
     </w:p>
     <w:p>
@@ -14286,6 +14350,7 @@
         <w:rPr>
           <w:lang w:val="ru-RU"/>
         </w:rPr>
+        <w:lastRenderedPageBreak/>
         <w:t>организация планирования программ по ПБ на ОПО {{</w:t>
       </w:r>
       <w:r>
@@ -14433,7 +14498,6 @@
           <w:szCs w:val="24"/>
           <w:lang w:val="ru-RU"/>
         </w:rPr>
-        <w:lastRenderedPageBreak/>
         <w:t>координация работ, направленных на предупреждение аварий и инцидентов на ОПО и обеспечение готовности к их локализации и ликвидации последствий указанных аварий и инцидентов;</w:t>
       </w:r>
     </w:p>
@@ -15041,6 +15105,7 @@
           <w:szCs w:val="24"/>
           <w:lang w:val="ru-RU"/>
         </w:rPr>
+        <w:lastRenderedPageBreak/>
         <w:t>организация работ по разработке мер, направленных на улучшение состояния промышленной безопасности, а именно: на предупреждение аварий, инцидентов и несчастных случаев на опасных производственных объектах;</w:t>
       </w:r>
     </w:p>
@@ -15068,7 +15133,6 @@
           <w:szCs w:val="24"/>
           <w:lang w:val="ru-RU"/>
         </w:rPr>
-        <w:lastRenderedPageBreak/>
         <w:t>контроль за соблюдением требований промышленной безопасности, установленных федеральными законами и принимаемыми в соответствии с ними нормативными правовыми актами, контроль за соблюдением требований, содержащихся в обосновании безопасности опасного производственного объекта (при его наличии), а также контроль за соблюдением требований локальных нормативных актов эксплуатирующей организации по вопросам промышленной безопасности;</w:t>
       </w:r>
     </w:p>
@@ -15375,6 +15439,7 @@
           <w:szCs w:val="24"/>
           <w:lang w:val="ru-RU"/>
         </w:rPr>
+        <w:lastRenderedPageBreak/>
         <w:t>Постановлением Правительства РФ от 28.10.2009 № 846 «Об утверждении Правил расследования причин аварий в электроэнергетике»;</w:t>
       </w:r>
     </w:p>
@@ -15402,15 +15467,7 @@
           <w:szCs w:val="24"/>
           <w:lang w:val="ru-RU"/>
         </w:rPr>
-        <w:t xml:space="preserve">Приказ Минтруда России от 20.04.2022 № 223н "Об утверждении Положения об особенностях расследования несчастных случаев на производстве в отдельных отраслях и </w:t>
-      </w:r>
-      <w:r>
-        <w:rPr>
-          <w:szCs w:val="24"/>
-          <w:lang w:val="ru-RU"/>
-        </w:rPr>
-        <w:lastRenderedPageBreak/>
-        <w:t>организациях, форм документов, соответствующих классификаторов, необходимых для расследования несчастных случаев на производстве".</w:t>
+        <w:t>Приказ Минтруда России от 20.04.2022 № 223н "Об утверждении Положения об особенностях расследования несчастных случаев на производстве в отдельных отраслях и организациях, форм документов, соответствующих классификаторов, необходимых для расследования несчастных случаев на производстве".</w:t>
       </w:r>
     </w:p>
     <w:p>
@@ -15616,7 +15673,26 @@
         <w:rPr>
           <w:lang w:val="ru-RU"/>
         </w:rPr>
-        <w:t>Анализ опасностей технологических процессов и количественная оценка риска аварий на декларируемом объекте приведена в Приложении №1 к настоящей декларации промышленной безопасности. Также анализ опасностей технологических процессов и количественная оценка риска аварий для декларируемого опасного производственного проведён в ПМЛЛПА ({{</w:t>
+        <w:t xml:space="preserve">Анализ опасностей технологических процессов и количественная оценка риска аварий на декларируемом объекте приведена в Приложении №1 к </w:t>
+      </w:r>
+      <w:r>
+        <w:rPr>
+          <w:color w:val="auto"/>
+          <w:lang w:val="ru-RU"/>
+        </w:rPr>
+        <w:t xml:space="preserve">настоящей декларации промышленной безопасности. Также анализ опасностей технологических процессов и количественная оценка риска аварий для декларируемого опасного производственного объекта проведён в </w:t>
+      </w:r>
+      <w:r>
+        <w:rPr>
+          <w:lang w:val="ru-RU"/>
+        </w:rPr>
+        <w:t>ПМЛА</w:t>
+      </w:r>
+      <w:r>
+        <w:rPr>
+          <w:lang w:val="ru-RU"/>
+        </w:rPr>
+        <w:t xml:space="preserve"> ({{</w:t>
       </w:r>
       <w:r>
         <w:t>SITE</w:t>
@@ -15849,6 +15925,7 @@
         <w:rPr>
           <w:lang w:val="ru-RU"/>
         </w:rPr>
+        <w:lastRenderedPageBreak/>
         <w:t xml:space="preserve">Таблица </w:t>
       </w:r>
       <w:bookmarkStart w:id="65" w:name="AutoTable14"/>
@@ -16209,7 +16286,6 @@
               <w:rPr>
                 <w:color w:val="FF0000"/>
               </w:rPr>
-              <w:lastRenderedPageBreak/>
               <w:t>[</w:t>
             </w:r>
             <w:proofErr w:type="spellStart"/>
@@ -16867,6 +16943,7 @@
           <w:szCs w:val="24"/>
           <w:lang w:val="ru-RU"/>
         </w:rPr>
+        <w:lastRenderedPageBreak/>
         <w:t xml:space="preserve">Для предупреждения несанкционированного доступа на объект предусмотрена организация системы физической защиты. </w:t>
       </w:r>
     </w:p>
@@ -16886,7 +16963,6 @@
           <w:szCs w:val="24"/>
           <w:lang w:val="ru-RU"/>
         </w:rPr>
-        <w:lastRenderedPageBreak/>
         <w:t>В случае угрозы совершения диверсионно-террористических актов предусматривается:</w:t>
       </w:r>
     </w:p>
@@ -17202,6 +17278,7 @@
           <w:szCs w:val="24"/>
           <w:lang w:val="ru-RU" w:eastAsia="ru-RU"/>
         </w:rPr>
+        <w:lastRenderedPageBreak/>
         <w:t>С</w:t>
       </w:r>
       <w:r>
@@ -17273,7 +17350,6 @@
         <w:rPr>
           <w:lang w:val="ru-RU"/>
         </w:rPr>
-        <w:lastRenderedPageBreak/>
         <w:t>В целях обеспечения готовности {{</w:t>
       </w:r>
       <w:r>
@@ -17292,7 +17368,19 @@
         <w:rPr>
           <w:lang w:val="ru-RU"/>
         </w:rPr>
-        <w:t xml:space="preserve">}} к действиям по локализации и ликвидации последствий аварий на ОПО, а также с целью конкретизации действий персонала и применения технических средств по локализации аварий на соответствующих стадиях их развития в пределах объекта, цеха, близлежащей территории и по защите людей от возможных поражающих воздействий для всех опасных производственных объектов (ОПО) разрабатываются «Планы мероприятий по локализации и ликвидации последствий аварий на опасных производственных объектах» (далее ПМЛЛПА). </w:t>
+        <w:t xml:space="preserve">}} к действиям по локализации и ликвидации последствий аварий на ОПО, а также с целью конкретизации действий персонала и применения технических средств по локализации аварий на соответствующих стадиях их развития в пределах объекта, цеха, близлежащей территории и по защите людей от возможных поражающих воздействий для всех опасных производственных объектов (ОПО) разрабатываются «Планы мероприятий по локализации и ликвидации последствий аварий на опасных производственных объектах» (далее </w:t>
+      </w:r>
+      <w:r>
+        <w:rPr>
+          <w:lang w:val="ru-RU"/>
+        </w:rPr>
+        <w:t>ПМЛА</w:t>
+      </w:r>
+      <w:r>
+        <w:rPr>
+          <w:lang w:val="ru-RU"/>
+        </w:rPr>
+        <w:t xml:space="preserve">). </w:t>
       </w:r>
     </w:p>
     <w:p>
@@ -17694,6 +17782,7 @@
           <w:szCs w:val="24"/>
           <w:lang w:val="ru-RU"/>
         </w:rPr>
+        <w:lastRenderedPageBreak/>
         <w:t>Перечень аварийно-транспортных средств, механизмов, оборудования, средств связи, пожаротушения, направляемых к месту аварии.</w:t>
       </w:r>
     </w:p>
@@ -17713,15 +17802,7 @@
           <w:szCs w:val="24"/>
           <w:lang w:val="ru-RU"/>
         </w:rPr>
-        <w:t xml:space="preserve">В соответствии с планом мероприятий по локализации и ликвидации последствий аварий осуществляются все необходимые переключения в технологической схеме и проводятся </w:t>
-      </w:r>
-      <w:r>
-        <w:rPr>
-          <w:szCs w:val="24"/>
-          <w:lang w:val="ru-RU"/>
-        </w:rPr>
-        <w:lastRenderedPageBreak/>
-        <w:t xml:space="preserve">мероприятия по локализации источника загрязнения. Рассмотрены все варианты возможных аварий на опасных составляющих ОПО, </w:t>
+        <w:t xml:space="preserve">В соответствии с планом мероприятий по локализации и ликвидации последствий аварий осуществляются все необходимые переключения в технологической схеме и проводятся мероприятия по локализации источника загрязнения. Рассмотрены все варианты возможных аварий на опасных составляющих ОПО, </w:t>
       </w:r>
       <w:proofErr w:type="spellStart"/>
       <w:r>
@@ -18117,6 +18198,7 @@
           <w:szCs w:val="24"/>
           <w:lang w:val="ru-RU"/>
         </w:rPr>
+        <w:lastRenderedPageBreak/>
         <w:t>- осуществление контроля, за выполнением и соблюдением на объекте противопожарного режима;</w:t>
       </w:r>
     </w:p>
@@ -18193,7 +18275,6 @@
           <w:szCs w:val="24"/>
           <w:lang w:val="ru-RU"/>
         </w:rPr>
-        <w:lastRenderedPageBreak/>
         <w:t>- проведение аварийно-спасательных, аварийно-восстановительных работ при возникновении аварий (происшествий) природного и техногенного характера, в том числе связанных с разливами нефти и нефтепродуктов на водных акваториях и на суше;</w:t>
       </w:r>
     </w:p>
@@ -18467,6 +18548,7 @@
         <w:rPr>
           <w:lang w:val="ru-RU"/>
         </w:rPr>
+        <w:lastRenderedPageBreak/>
         <w:t>При возникновении ЧС на объектах и территориях {{</w:t>
       </w:r>
       <w:r>
@@ -18662,7 +18744,19 @@
         <w:rPr>
           <w:lang w:val="ru-RU"/>
         </w:rPr>
-        <w:t>}} производится согласно оперативной части ПМЛЛПА.</w:t>
+        <w:t xml:space="preserve">}} производится согласно оперативной части </w:t>
+      </w:r>
+      <w:r>
+        <w:rPr>
+          <w:lang w:val="ru-RU"/>
+        </w:rPr>
+        <w:t>ПМЛА</w:t>
+      </w:r>
+      <w:r>
+        <w:rPr>
+          <w:lang w:val="ru-RU"/>
+        </w:rPr>
+        <w:t>.</w:t>
       </w:r>
     </w:p>
     <w:p>
